--- a/ADG/08장/8장_실습문제_정답.docx
+++ b/ADG/08장/8장_실습문제_정답.docx
@@ -34,7 +34,7 @@
           <w:b/>
           <w:sz w:val="21"/>
         </w:rPr>
-        <w:t>[하-01] 정답: ① STANDBY_FILE_MANAGEMENT</w:t>
+        <w:t>[하-01] 정답: ② STANDBY_FILE_MANAGEMENT</w:t>
       </w:r>
     </w:p>
     <w:p>
@@ -53,7 +53,7 @@
           <w:b/>
           <w:sz w:val="21"/>
         </w:rPr>
-        <w:t>[하-02] 정답: ① AUTO 또는 MANUAL</w:t>
+        <w:t>[하-02] 정답: ④ AUTO 또는 MANUAL</w:t>
       </w:r>
     </w:p>
     <w:p>
@@ -72,7 +72,7 @@
           <w:b/>
           <w:sz w:val="21"/>
         </w:rPr>
-        <w:t>[하-03] 정답: ① Standby 쪽 값</w:t>
+        <w:t>[하-03] 정답: ③ Standby 쪽 값</w:t>
       </w:r>
     </w:p>
     <w:p>
@@ -110,7 +110,7 @@
           <w:b/>
           <w:sz w:val="21"/>
         </w:rPr>
-        <w:t>[하-05] 정답: ① 자동으로 같은 파일을 만든다</w:t>
+        <w:t>[하-05] 정답: ④ 자동으로 같은 파일을 만든다</w:t>
       </w:r>
     </w:p>
     <w:p>
@@ -167,7 +167,7 @@
           <w:b/>
           <w:sz w:val="21"/>
         </w:rPr>
-        <w:t>[하-08] 정답: ① 파일 번호</w:t>
+        <w:t>[하-08] 정답: ③ 파일 번호</w:t>
       </w:r>
     </w:p>
     <w:p>
@@ -186,7 +186,7 @@
           <w:b/>
           <w:sz w:val="21"/>
         </w:rPr>
-        <w:t>[하-09] 정답: ① 반영된다</w:t>
+        <w:t>[하-09] 정답: ④ 반영된다</w:t>
       </w:r>
     </w:p>
     <w:p>
@@ -205,7 +205,7 @@
           <w:b/>
           <w:sz w:val="21"/>
         </w:rPr>
-        <w:t>[하-10] 정답: ① UNNAMED00016</w:t>
+        <w:t>[하-10] 정답: ③ UNNAMED00016</w:t>
       </w:r>
     </w:p>
     <w:p>
@@ -224,7 +224,7 @@
           <w:b/>
           <w:sz w:val="21"/>
         </w:rPr>
-        <w:t>[하-11] 정답: ① $ORACLE_HOME/dbs</w:t>
+        <w:t>[하-11] 정답: ③ $ORACLE_HOME/dbs</w:t>
       </w:r>
     </w:p>
     <w:p>
@@ -243,7 +243,7 @@
           <w:b/>
           <w:sz w:val="21"/>
         </w:rPr>
-        <w:t>[하-12] 정답: ① ORA-1274</w:t>
+        <w:t>[하-12] 정답: ④ ORA-1274</w:t>
       </w:r>
     </w:p>
     <w:p>
@@ -281,7 +281,7 @@
           <w:b/>
           <w:sz w:val="21"/>
         </w:rPr>
-        <w:t>[하-14] 정답: ① ALTER DATABASE CREATE DATAFILE ... AS NEW</w:t>
+        <w:t>[하-14] 정답: ② ALTER DATABASE CREATE DATAFILE ... AS NEW</w:t>
       </w:r>
     </w:p>
     <w:p>
@@ -300,7 +300,7 @@
           <w:b/>
           <w:sz w:val="21"/>
         </w:rPr>
-        <w:t>[하-15] 정답: ① 작업 동안만 MANUAL, 끝나면 AUTO</w:t>
+        <w:t>[하-15] 정답: ③ 작업 동안만 MANUAL, 끝나면 AUTO</w:t>
       </w:r>
     </w:p>
     <w:p>
@@ -319,7 +319,7 @@
           <w:b/>
           <w:sz w:val="21"/>
         </w:rPr>
-        <w:t>[하-16] 정답: ① MOUNTED</w:t>
+        <w:t>[하-16] 정답: ② MOUNTED</w:t>
       </w:r>
     </w:p>
     <w:p>
@@ -338,7 +338,7 @@
           <w:b/>
           <w:sz w:val="21"/>
         </w:rPr>
-        <w:t>[하-17] 정답: ① ORA-01219</w:t>
+        <w:t>[하-17] 정답: ④ ORA-01219</w:t>
       </w:r>
     </w:p>
     <w:p>
@@ -376,7 +376,7 @@
           <w:b/>
           <w:sz w:val="21"/>
         </w:rPr>
-        <w:t>[하-19] 정답: ① ORA-01623</w:t>
+        <w:t>[하-19] 정답: ② ORA-01623</w:t>
       </w:r>
     </w:p>
     <w:p>
@@ -395,7 +395,7 @@
           <w:b/>
           <w:sz w:val="21"/>
         </w:rPr>
-        <w:t>[하-20] 정답: ① V$LOGFILE</w:t>
+        <w:t>[하-20] 정답: ④ V$LOGFILE</w:t>
       </w:r>
     </w:p>
     <w:p>
@@ -422,7 +422,7 @@
           <w:b/>
           <w:sz w:val="21"/>
         </w:rPr>
-        <w:t>[중-01] 정답: ① Standby의 파일은 오직 리두를 통해서만 생기기 때문</w:t>
+        <w:t>[중-01] 정답: ② Standby의 파일은 오직 리두를 통해서만 생기기 때문</w:t>
       </w:r>
     </w:p>
     <w:p>
@@ -460,7 +460,7 @@
           <w:b/>
           <w:sz w:val="21"/>
         </w:rPr>
-        <w:t>[중-03] 정답: ① VALID — 아무 신호가 없다</w:t>
+        <w:t>[중-03] 정답: ④ VALID — 아무 신호가 없다</w:t>
       </w:r>
     </w:p>
     <w:p>
@@ -479,7 +479,7 @@
           <w:b/>
           <w:sz w:val="21"/>
         </w:rPr>
-        <w:t>[중-04] 정답: ① 전송은 정상이고 적용만 안 되기 때문</w:t>
+        <w:t>[중-04] 정답: ② 전송은 정상이고 적용만 안 되기 때문</w:t>
       </w:r>
     </w:p>
     <w:p>
@@ -498,7 +498,7 @@
           <w:b/>
           <w:sz w:val="21"/>
         </w:rPr>
-        <w:t>[중-05] 정답: ① RECOVER</w:t>
+        <w:t>[중-05] 정답: ② RECOVER</w:t>
       </w:r>
     </w:p>
     <w:p>
@@ -536,7 +536,7 @@
           <w:b/>
           <w:sz w:val="21"/>
         </w:rPr>
-        <w:t>[중-07] 정답: ① no rows selected — 이 뷰만 믿으면 문제를 놓친다</w:t>
+        <w:t>[중-07] 정답: ② no rows selected — 이 뷰만 믿으면 문제를 놓친다</w:t>
       </w:r>
     </w:p>
     <w:p>
@@ -574,7 +574,7 @@
           <w:b/>
           <w:sz w:val="21"/>
         </w:rPr>
-        <w:t>[중-09] 정답: ① 리두에서 테이블스페이스 이름과 크기를 읽기 때문</w:t>
+        <w:t>[중-09] 정답: ③ 리두에서 테이블스페이스 이름과 크기를 읽기 때문</w:t>
       </w:r>
     </w:p>
     <w:p>
@@ -593,7 +593,7 @@
           <w:b/>
           <w:sz w:val="21"/>
         </w:rPr>
-        <w:t>[중-10] 정답: ① o1_mf_dg_ts2_o8z81hpl_.dbf</w:t>
+        <w:t>[중-10] 정답: ④ o1_mf_dg_ts2_o8z81hpl_.dbf</w:t>
       </w:r>
     </w:p>
     <w:p>
@@ -612,7 +612,7 @@
           <w:b/>
           <w:sz w:val="21"/>
         </w:rPr>
-        <w:t>[중-11] 정답: ① MRP가 밀렸던 리두를 적용하면서 채운다</w:t>
+        <w:t>[중-11] 정답: ③ MRP가 밀렸던 리두를 적용하면서 채운다</w:t>
       </w:r>
     </w:p>
     <w:p>
@@ -631,7 +631,7 @@
           <w:b/>
           <w:sz w:val="21"/>
         </w:rPr>
-        <w:t>[중-12] 정답: ① 대상 디렉터리가 미리 있어야 한다</w:t>
+        <w:t>[중-12] 정답: ③ 대상 디렉터리가 미리 있어야 한다</w:t>
       </w:r>
     </w:p>
     <w:p>
@@ -650,7 +650,7 @@
           <w:b/>
           <w:sz w:val="21"/>
         </w:rPr>
-        <w:t>[중-13] 정답: ① GUID 디렉터리와 그 아래 datafile 디렉터리, 데이터 파일</w:t>
+        <w:t>[중-13] 정답: ③ GUID 디렉터리와 그 아래 datafile 디렉터리, 데이터 파일</w:t>
       </w:r>
     </w:p>
     <w:p>
@@ -688,7 +688,7 @@
           <w:b/>
           <w:sz w:val="21"/>
         </w:rPr>
-        <w:t>[중-15] 정답: ① 빈 GUID 디렉터리</w:t>
+        <w:t>[중-15] 정답: ④ 빈 GUID 디렉터리</w:t>
       </w:r>
     </w:p>
     <w:p>
@@ -707,7 +707,7 @@
           <w:b/>
           <w:sz w:val="21"/>
         </w:rPr>
-        <w:t>[중-16] 정답: ① rmdir — 비어 있지 않으면 실패해 보호가 된다</w:t>
+        <w:t>[중-16] 정답: ③ rmdir — 비어 있지 않으면 실패해 보호가 된다</w:t>
       </w:r>
     </w:p>
     <w:p>
@@ -726,7 +726,7 @@
           <w:b/>
           <w:sz w:val="21"/>
         </w:rPr>
-        <w:t>[중-17] 정답: ① Standby는 자신의 온라인 리두를 쓰지 않기 때문</w:t>
+        <w:t>[중-17] 정답: ④ Standby는 자신의 온라인 리두를 쓰지 않기 때문</w:t>
       </w:r>
     </w:p>
     <w:p>
@@ -745,7 +745,7 @@
           <w:b/>
           <w:sz w:val="21"/>
         </w:rPr>
-        <w:t>[중-18] 정답: ① 역할 전환 후</w:t>
+        <w:t>[중-18] 정답: ② 역할 전환 후</w:t>
       </w:r>
     </w:p>
     <w:p>
@@ -764,7 +764,7 @@
           <w:b/>
           <w:sz w:val="21"/>
         </w:rPr>
-        <w:t>[중-19] 정답: ① 남는다. 오라클이 지우지 않는다</w:t>
+        <w:t>[중-19] 정답: ③ 남는다. 오라클이 지우지 않는다</w:t>
       </w:r>
     </w:p>
     <w:p>
@@ -783,7 +783,7 @@
           <w:b/>
           <w:sz w:val="21"/>
         </w:rPr>
-        <w:t>[중-20] 정답: ① ORA-00301 + ORA-27038</w:t>
+        <w:t>[중-20] 정답: ④ ORA-00301 + ORA-27038</w:t>
       </w:r>
     </w:p>
     <w:p>
@@ -810,7 +810,7 @@
           <w:b/>
           <w:sz w:val="21"/>
         </w:rPr>
-        <w:t>[상-01] 정답: ① Primary 쪽에 아무 신호가 없고 목적지도 VALID이기 때문</w:t>
+        <w:t>[상-01] 정답: ② Primary 쪽에 아무 신호가 없고 목적지도 VALID이기 때문</w:t>
       </w:r>
     </w:p>
     <w:p>
@@ -867,7 +867,7 @@
           <w:b/>
           <w:sz w:val="21"/>
         </w:rPr>
-        <w:t>[상-04] 정답: ① 기동 스크립트에 ALTER PLUGGABLE DATABASE ALL OPEN READ ONLY를 넣는다</w:t>
+        <w:t>[상-04] 정답: ② 기동 스크립트에 ALTER PLUGGABLE DATABASE ALL OPEN READ ONLY를 넣는다</w:t>
       </w:r>
     </w:p>
     <w:p>
@@ -886,7 +886,7 @@
           <w:b/>
           <w:sz w:val="21"/>
         </w:rPr>
-        <w:t>[상-05] 정답: ① 리눅스는 열려 있는 파일을 지워도 프로세스가 계속 쓸 수 있게 하기 때문</w:t>
+        <w:t>[상-05] 정답: ④ 리눅스는 열려 있는 파일을 지워도 프로세스가 계속 쓸 수 있게 하기 때문</w:t>
       </w:r>
     </w:p>
     <w:p>
@@ -905,7 +905,7 @@
           <w:b/>
           <w:sz w:val="21"/>
         </w:rPr>
-        <w:t>[상-06] 정답: ① ORA-27041 → ORA-00313 → LG01 사망 → PMON이 인스턴스 종료</w:t>
+        <w:t>[상-06] 정답: ③ ORA-27041 → ORA-00313 → LG01 사망 → PMON이 인스턴스 종료</w:t>
       </w:r>
     </w:p>
     <w:p>
@@ -943,7 +943,7 @@
           <w:b/>
           <w:sz w:val="21"/>
         </w:rPr>
-        <w:t>[상-08] 정답: ① ASYNC라 전송되지 못한 리두 꼬리가 있었기 때문</w:t>
+        <w:t>[상-08] 정답: ④ ASYNC라 전송되지 못한 리두 꼬리가 있었기 때문</w:t>
       </w:r>
     </w:p>
     <w:p>
@@ -962,7 +962,7 @@
           <w:b/>
           <w:sz w:val="21"/>
         </w:rPr>
-        <w:t>[상-09] 정답: ① MAXIMUM PROTECTION이었다면 커밋된 리두가 Standby에 모두 있었을 것이다</w:t>
+        <w:t>[상-09] 정답: ② MAXIMUM PROTECTION이었다면 커밋된 리두가 Standby에 모두 있었을 것이다</w:t>
       </w:r>
     </w:p>
     <w:p>
@@ -981,7 +981,7 @@
           <w:b/>
           <w:sz w:val="21"/>
         </w:rPr>
-        <w:t>[상-10] 정답: ① DB에서 제거 → 조회로 확인 → 파일은 mv로 정리</w:t>
+        <w:t>[상-10] 정답: ② DB에서 제거 → 조회로 확인 → 파일은 mv로 정리</w:t>
       </w:r>
     </w:p>
     <w:p>

--- a/ADG/08장/8장_실습문제_정답.docx
+++ b/ADG/08장/8장_실습문제_정답.docx
@@ -100,7 +100,21 @@
           <w:rFonts w:ascii="맑은 고딕" w:hAnsi="맑은 고딕" w:eastAsia="맑은 고딕"/>
           <w:sz w:val="21"/>
         </w:rPr>
-        <w:t>해설: `database or pluggable database open for read-only access`. STANDBY_FILE_MANAGEMENT 값과 무관하다. Standby의 파일은 오직 리두를 통해서만 생긴다.</w:t>
+        <w:t xml:space="preserve">해설: </w:t>
+      </w:r>
+      <w:r>
+        <w:rPr>
+          <w:rFonts w:ascii="Consolas" w:hAnsi="Consolas" w:eastAsia="맑은 고딕"/>
+          <w:sz w:val="21"/>
+        </w:rPr>
+        <w:t xml:space="preserve">database or pluggable database open for read-only access</w:t>
+      </w:r>
+      <w:r>
+        <w:rPr>
+          <w:rFonts w:ascii="맑은 고딕" w:hAnsi="맑은 고딕" w:eastAsia="맑은 고딕"/>
+          <w:sz w:val="21"/>
+        </w:rPr>
+        <w:t xml:space="preserve">. STANDBY_FILE_MANAGEMENT 값과 무관하다. Standby의 파일은 오직 리두를 통해서만 생긴다.</w:t>
       </w:r>
     </w:p>
     <w:p>
@@ -138,7 +152,21 @@
           <w:rFonts w:ascii="맑은 고딕" w:hAnsi="맑은 고딕" w:eastAsia="맑은 고딕"/>
           <w:sz w:val="21"/>
         </w:rPr>
-        <w:t>해설: `o1_mf` + 테이블스페이스 이름 + 유일 문자열 + 확장자다. 테이블스페이스 이름이 들어가므로 어느 것의 파일인지 알아볼 수 있다.</w:t>
+        <w:t xml:space="preserve">해설: </w:t>
+      </w:r>
+      <w:r>
+        <w:rPr>
+          <w:rFonts w:ascii="Consolas" w:hAnsi="Consolas" w:eastAsia="맑은 고딕"/>
+          <w:sz w:val="21"/>
+        </w:rPr>
+        <w:t xml:space="preserve">o1_mf</w:t>
+      </w:r>
+      <w:r>
+        <w:rPr>
+          <w:rFonts w:ascii="맑은 고딕" w:hAnsi="맑은 고딕" w:eastAsia="맑은 고딕"/>
+          <w:sz w:val="21"/>
+        </w:rPr>
+        <w:t xml:space="preserve"> + 테이블스페이스 이름 + 유일 문자열 + 확장자다. 테이블스페이스 이름이 들어가므로 어느 것의 파일인지 알아볼 수 있다.</w:t>
       </w:r>
     </w:p>
     <w:p>
@@ -214,7 +242,21 @@
           <w:rFonts w:ascii="맑은 고딕" w:hAnsi="맑은 고딕" w:eastAsia="맑은 고딕"/>
           <w:sz w:val="21"/>
         </w:rPr>
-        <w:t>해설: `UNNAMED` + 파일 번호 5자리다. 크기는 0바이트이며 자리만 잡아 둔 것이다.</w:t>
+        <w:t xml:space="preserve">해설: </w:t>
+      </w:r>
+      <w:r>
+        <w:rPr>
+          <w:rFonts w:ascii="Consolas" w:hAnsi="Consolas" w:eastAsia="맑은 고딕"/>
+          <w:sz w:val="21"/>
+        </w:rPr>
+        <w:t xml:space="preserve">UNNAMED</w:t>
+      </w:r>
+      <w:r>
+        <w:rPr>
+          <w:rFonts w:ascii="맑은 고딕" w:hAnsi="맑은 고딕" w:eastAsia="맑은 고딕"/>
+          <w:sz w:val="21"/>
+        </w:rPr>
+        <w:t xml:space="preserve"> + 파일 번호 5자리다. 크기는 0바이트이며 자리만 잡아 둔 것이다.</w:t>
       </w:r>
     </w:p>
     <w:p>
@@ -252,7 +294,21 @@
           <w:rFonts w:ascii="맑은 고딕" w:hAnsi="맑은 고딕" w:eastAsia="맑은 고딕"/>
           <w:sz w:val="21"/>
         </w:rPr>
-        <w:t>해설: 실측 메시지는 `MRP0: Background Media Recovery terminated with error 1274`. "파일을 추가할 수 없다"는 뜻이며 MRP0이 사라진다.</w:t>
+        <w:t xml:space="preserve">해설: 실측 메시지는 </w:t>
+      </w:r>
+      <w:r>
+        <w:rPr>
+          <w:rFonts w:ascii="Consolas" w:hAnsi="Consolas" w:eastAsia="맑은 고딕"/>
+          <w:sz w:val="21"/>
+        </w:rPr>
+        <w:t xml:space="preserve">MRP0: Background Media Recovery terminated with error 1274</w:t>
+      </w:r>
+      <w:r>
+        <w:rPr>
+          <w:rFonts w:ascii="맑은 고딕" w:hAnsi="맑은 고딕" w:eastAsia="맑은 고딕"/>
+          <w:sz w:val="21"/>
+        </w:rPr>
+        <w:t xml:space="preserve">. "파일을 추가할 수 없다"는 뜻이며 MRP0이 사라진다.</w:t>
       </w:r>
     </w:p>
     <w:p>
@@ -290,7 +346,35 @@
           <w:rFonts w:ascii="맑은 고딕" w:hAnsi="맑은 고딕" w:eastAsia="맑은 고딕"/>
           <w:sz w:val="21"/>
         </w:rPr>
-        <w:t>해설: `DB_CREATE_FILE_DEST`가 설정되어 있으면 OMF 규칙으로 만든다. 경로 지정 방식이면 `AS '&lt;경로&gt;'`로 직접 준다.</w:t>
+        <w:t xml:space="preserve">해설: </w:t>
+      </w:r>
+      <w:r>
+        <w:rPr>
+          <w:rFonts w:ascii="Consolas" w:hAnsi="Consolas" w:eastAsia="맑은 고딕"/>
+          <w:sz w:val="21"/>
+        </w:rPr>
+        <w:t xml:space="preserve">DB_CREATE_FILE_DEST</w:t>
+      </w:r>
+      <w:r>
+        <w:rPr>
+          <w:rFonts w:ascii="맑은 고딕" w:hAnsi="맑은 고딕" w:eastAsia="맑은 고딕"/>
+          <w:sz w:val="21"/>
+        </w:rPr>
+        <w:t xml:space="preserve">가 설정되어 있으면 OMF 규칙으로 만든다. 경로 지정 방식이면 </w:t>
+      </w:r>
+      <w:r>
+        <w:rPr>
+          <w:rFonts w:ascii="Consolas" w:hAnsi="Consolas" w:eastAsia="맑은 고딕"/>
+          <w:sz w:val="21"/>
+        </w:rPr>
+        <w:t xml:space="preserve">AS '&lt;경로&gt;'</w:t>
+      </w:r>
+      <w:r>
+        <w:rPr>
+          <w:rFonts w:ascii="맑은 고딕" w:hAnsi="맑은 고딕" w:eastAsia="맑은 고딕"/>
+          <w:sz w:val="21"/>
+        </w:rPr>
+        <w:t xml:space="preserve">로 직접 준다.</w:t>
       </w:r>
     </w:p>
     <w:p>
@@ -347,7 +431,21 @@
           <w:rFonts w:ascii="맑은 고딕" w:hAnsi="맑은 고딕" w:eastAsia="맑은 고딕"/>
           <w:sz w:val="21"/>
         </w:rPr>
-        <w:t>해설: `database or pluggable database not open: queries allowed on fixed tables or views only`. 컨테이너 안으로 들어가는 것은 되지만 데이터 딕셔너리 조회는 되지 않는다.</w:t>
+        <w:t xml:space="preserve">해설: </w:t>
+      </w:r>
+      <w:r>
+        <w:rPr>
+          <w:rFonts w:ascii="Consolas" w:hAnsi="Consolas" w:eastAsia="맑은 고딕"/>
+          <w:sz w:val="21"/>
+        </w:rPr>
+        <w:t xml:space="preserve">database or pluggable database not open: queries allowed on fixed tables or views only</w:t>
+      </w:r>
+      <w:r>
+        <w:rPr>
+          <w:rFonts w:ascii="맑은 고딕" w:hAnsi="맑은 고딕" w:eastAsia="맑은 고딕"/>
+          <w:sz w:val="21"/>
+        </w:rPr>
+        <w:t xml:space="preserve">. 컨테이너 안으로 들어가는 것은 되지만 데이터 딕셔너리 조회는 되지 않는다.</w:t>
       </w:r>
     </w:p>
     <w:p>
@@ -385,7 +483,21 @@
           <w:rFonts w:ascii="맑은 고딕" w:hAnsi="맑은 고딕" w:eastAsia="맑은 고딕"/>
           <w:sz w:val="21"/>
         </w:rPr>
-        <w:t>해설: `log 8 is current log for instance chicago (thread 1) - cannot drop`. 뒤에 ORA-00312가 파일 이름을 알려 준다.</w:t>
+        <w:t xml:space="preserve">해설: </w:t>
+      </w:r>
+      <w:r>
+        <w:rPr>
+          <w:rFonts w:ascii="Consolas" w:hAnsi="Consolas" w:eastAsia="맑은 고딕"/>
+          <w:sz w:val="21"/>
+        </w:rPr>
+        <w:t xml:space="preserve">log 8 is current log for instance chicago (thread 1) - cannot drop</w:t>
+      </w:r>
+      <w:r>
+        <w:rPr>
+          <w:rFonts w:ascii="맑은 고딕" w:hAnsi="맑은 고딕" w:eastAsia="맑은 고딕"/>
+          <w:sz w:val="21"/>
+        </w:rPr>
+        <w:t xml:space="preserve">. 뒤에 ORA-00312가 파일 이름을 알려 준다.</w:t>
       </w:r>
     </w:p>
     <w:p>
@@ -469,7 +581,21 @@
           <w:rFonts w:ascii="맑은 고딕" w:hAnsi="맑은 고딕" w:eastAsia="맑은 고딕"/>
           <w:sz w:val="21"/>
         </w:rPr>
-        <w:t>해설: 실측에서 `V$ARCHIVE_DEST_STATUS`의 2번 목적지는 계속 VALID였고 ERROR 열도 비어 있었다.</w:t>
+        <w:t xml:space="preserve">해설: 실측에서 </w:t>
+      </w:r>
+      <w:r>
+        <w:rPr>
+          <w:rFonts w:ascii="Consolas" w:hAnsi="Consolas" w:eastAsia="맑은 고딕"/>
+          <w:sz w:val="21"/>
+        </w:rPr>
+        <w:t xml:space="preserve">V$ARCHIVE_DEST_STATUS</w:t>
+      </w:r>
+      <w:r>
+        <w:rPr>
+          <w:rFonts w:ascii="맑은 고딕" w:hAnsi="맑은 고딕" w:eastAsia="맑은 고딕"/>
+          <w:sz w:val="21"/>
+        </w:rPr>
+        <w:t xml:space="preserve">의 2번 목적지는 계속 VALID였고 ERROR 열도 비어 있었다.</w:t>
       </w:r>
     </w:p>
     <w:p>
@@ -526,7 +652,21 @@
           <w:rFonts w:ascii="맑은 고딕" w:hAnsi="맑은 고딕" w:eastAsia="맑은 고딕"/>
           <w:sz w:val="21"/>
         </w:rPr>
-        <w:t>해설: `V$DATAFILE.STATUS = RECOVER`와 함께 확실한 증거 두 가지다. 두 뷰가 같은 사실을 다른 말로 알려 준다.</w:t>
+        <w:t xml:space="preserve">해설: </w:t>
+      </w:r>
+      <w:r>
+        <w:rPr>
+          <w:rFonts w:ascii="Consolas" w:hAnsi="Consolas" w:eastAsia="맑은 고딕"/>
+          <w:sz w:val="21"/>
+        </w:rPr>
+        <w:t xml:space="preserve">V$DATAFILE.STATUS = RECOVER</w:t>
+      </w:r>
+      <w:r>
+        <w:rPr>
+          <w:rFonts w:ascii="맑은 고딕" w:hAnsi="맑은 고딕" w:eastAsia="맑은 고딕"/>
+          <w:sz w:val="21"/>
+        </w:rPr>
+        <w:t xml:space="preserve">와 함께 확실한 증거 두 가지다. 두 뷰가 같은 사실을 다른 말로 알려 준다.</w:t>
       </w:r>
     </w:p>
     <w:p>
@@ -640,7 +780,21 @@
           <w:rFonts w:ascii="맑은 고딕" w:hAnsi="맑은 고딕" w:eastAsia="맑은 고딕"/>
           <w:sz w:val="21"/>
         </w:rPr>
-        <w:t>해설: `AS '&lt;경로&gt;'`로 직접 지정하는데, 그 디렉터리가 없으면 5장에서 만난 ORA-19505를 다시 만난다. 이름도 사람이 정해야 한다.</w:t>
+        <w:t xml:space="preserve">해설: </w:t>
+      </w:r>
+      <w:r>
+        <w:rPr>
+          <w:rFonts w:ascii="Consolas" w:hAnsi="Consolas" w:eastAsia="맑은 고딕"/>
+          <w:sz w:val="21"/>
+        </w:rPr>
+        <w:t xml:space="preserve">AS '&lt;경로&gt;'</w:t>
+      </w:r>
+      <w:r>
+        <w:rPr>
+          <w:rFonts w:ascii="맑은 고딕" w:hAnsi="맑은 고딕" w:eastAsia="맑은 고딕"/>
+          <w:sz w:val="21"/>
+        </w:rPr>
+        <w:t xml:space="preserve">로 직접 지정하는데, 그 디렉터리가 없으면 5장에서 만난 ORA-19505를 다시 만난다. 이름도 사람이 정해야 한다.</w:t>
       </w:r>
     </w:p>
     <w:p>
@@ -659,7 +813,21 @@
           <w:rFonts w:ascii="맑은 고딕" w:hAnsi="맑은 고딕" w:eastAsia="맑은 고딕"/>
           <w:sz w:val="21"/>
         </w:rPr>
-        <w:t>해설: 실측에서 mkdir 없이 `59FF170492502650E0633CE110ACD34D/datafile`이 만들어지고 데이터 파일 세 개(17,18,19번)가 생겼다.</w:t>
+        <w:t xml:space="preserve">해설: 실측에서 mkdir 없이 </w:t>
+      </w:r>
+      <w:r>
+        <w:rPr>
+          <w:rFonts w:ascii="Consolas" w:hAnsi="Consolas" w:eastAsia="맑은 고딕"/>
+          <w:sz w:val="21"/>
+        </w:rPr>
+        <w:t xml:space="preserve">59FF170492502650E0633CE110ACD34D/datafile</w:t>
+      </w:r>
+      <w:r>
+        <w:rPr>
+          <w:rFonts w:ascii="맑은 고딕" w:hAnsi="맑은 고딕" w:eastAsia="맑은 고딕"/>
+          <w:sz w:val="21"/>
+        </w:rPr>
+        <w:t xml:space="preserve">이 만들어지고 데이터 파일 세 개(17,18,19번)가 생겼다.</w:t>
       </w:r>
     </w:p>
     <w:p>
@@ -773,7 +941,21 @@
           <w:rFonts w:ascii="맑은 고딕" w:hAnsi="맑은 고딕" w:eastAsia="맑은 고딕"/>
           <w:sz w:val="21"/>
         </w:rPr>
-        <w:t>해설: 데이터 파일과 다른 점이다. `DROP TABLESPACE ... INCLUDING DATAFILES`는 파일까지 지우지만 DROP LOGFILE에는 그런 옵션이 없다.</w:t>
+        <w:t xml:space="preserve">해설: 데이터 파일과 다른 점이다. </w:t>
+      </w:r>
+      <w:r>
+        <w:rPr>
+          <w:rFonts w:ascii="Consolas" w:hAnsi="Consolas" w:eastAsia="맑은 고딕"/>
+          <w:sz w:val="21"/>
+        </w:rPr>
+        <w:t xml:space="preserve">DROP TABLESPACE ... INCLUDING DATAFILES</w:t>
+      </w:r>
+      <w:r>
+        <w:rPr>
+          <w:rFonts w:ascii="맑은 고딕" w:hAnsi="맑은 고딕" w:eastAsia="맑은 고딕"/>
+          <w:sz w:val="21"/>
+        </w:rPr>
+        <w:t xml:space="preserve">는 파일까지 지우지만 DROP LOGFILE에는 그런 옵션이 없다.</w:t>
       </w:r>
     </w:p>
     <w:p>
@@ -792,7 +974,35 @@
           <w:rFonts w:ascii="맑은 고딕" w:hAnsi="맑은 고딕" w:eastAsia="맑은 고딕"/>
           <w:sz w:val="21"/>
         </w:rPr>
-        <w:t>해설: `file cannot be created` + `created file already exists`. REUSE 키워드를 쓰거나, 쓰이지 않는 것을 조회로 확인한 뒤 파일을 옮긴다.</w:t>
+        <w:t xml:space="preserve">해설: </w:t>
+      </w:r>
+      <w:r>
+        <w:rPr>
+          <w:rFonts w:ascii="Consolas" w:hAnsi="Consolas" w:eastAsia="맑은 고딕"/>
+          <w:sz w:val="21"/>
+        </w:rPr>
+        <w:t xml:space="preserve">file cannot be created</w:t>
+      </w:r>
+      <w:r>
+        <w:rPr>
+          <w:rFonts w:ascii="맑은 고딕" w:hAnsi="맑은 고딕" w:eastAsia="맑은 고딕"/>
+          <w:sz w:val="21"/>
+        </w:rPr>
+        <w:t xml:space="preserve"> + </w:t>
+      </w:r>
+      <w:r>
+        <w:rPr>
+          <w:rFonts w:ascii="Consolas" w:hAnsi="Consolas" w:eastAsia="맑은 고딕"/>
+          <w:sz w:val="21"/>
+        </w:rPr>
+        <w:t xml:space="preserve">created file already exists</w:t>
+      </w:r>
+      <w:r>
+        <w:rPr>
+          <w:rFonts w:ascii="맑은 고딕" w:hAnsi="맑은 고딕" w:eastAsia="맑은 고딕"/>
+          <w:sz w:val="21"/>
+        </w:rPr>
+        <w:t xml:space="preserve">. REUSE 키워드를 쓰거나, 쓰이지 않는 것을 조회로 확인한 뒤 파일을 옮긴다.</w:t>
       </w:r>
     </w:p>
     <w:p>
@@ -838,7 +1048,21 @@
           <w:rFonts w:ascii="맑은 고딕" w:hAnsi="맑은 고딕" w:eastAsia="맑은 고딕"/>
           <w:sz w:val="21"/>
         </w:rPr>
-        <w:t>해설: 실측 출력에 Error 1274와 Warning 16037, 그리고 `Media Recovery Waiting for T-1.S-75 (in transit)` 같은 정상 진행 메시지가 함께 있었다.</w:t>
+        <w:t xml:space="preserve">해설: 실측 출력에 Error 1274와 Warning 16037, 그리고 </w:t>
+      </w:r>
+      <w:r>
+        <w:rPr>
+          <w:rFonts w:ascii="Consolas" w:hAnsi="Consolas" w:eastAsia="맑은 고딕"/>
+          <w:sz w:val="21"/>
+        </w:rPr>
+        <w:t xml:space="preserve">Media Recovery Waiting for T-1.S-75 (in transit)</w:t>
+      </w:r>
+      <w:r>
+        <w:rPr>
+          <w:rFonts w:ascii="맑은 고딕" w:hAnsi="맑은 고딕" w:eastAsia="맑은 고딕"/>
+          <w:sz w:val="21"/>
+        </w:rPr>
+        <w:t xml:space="preserve"> 같은 정상 진행 메시지가 함께 있었다.</w:t>
       </w:r>
     </w:p>
     <w:p>
@@ -857,7 +1081,21 @@
           <w:rFonts w:ascii="맑은 고딕" w:hAnsi="맑은 고딕" w:eastAsia="맑은 고딕"/>
           <w:sz w:val="21"/>
         </w:rPr>
-        <w:t>해설: `MRP0: Background Media Recovery cancelled with status 16037`. SEVERITY도 Warning이다. 오류로 오해하면 없는 문제를 쫓게 된다.</w:t>
+        <w:t xml:space="preserve">해설: </w:t>
+      </w:r>
+      <w:r>
+        <w:rPr>
+          <w:rFonts w:ascii="Consolas" w:hAnsi="Consolas" w:eastAsia="맑은 고딕"/>
+          <w:sz w:val="21"/>
+        </w:rPr>
+        <w:t xml:space="preserve">MRP0: Background Media Recovery cancelled with status 16037</w:t>
+      </w:r>
+      <w:r>
+        <w:rPr>
+          <w:rFonts w:ascii="맑은 고딕" w:hAnsi="맑은 고딕" w:eastAsia="맑은 고딕"/>
+          <w:sz w:val="21"/>
+        </w:rPr>
+        <w:t xml:space="preserve">. SEVERITY도 Warning이다. 오류로 오해하면 없는 문제를 쫓게 된다.</w:t>
       </w:r>
     </w:p>
     <w:p>
@@ -990,10 +1228,40 @@
           <w:rFonts w:ascii="맑은 고딕" w:hAnsi="맑은 고딕" w:eastAsia="맑은 고딕"/>
           <w:sz w:val="21"/>
         </w:rPr>
-        <w:t>해설: 두 번째 단계를 건너뛰지 않는 것이 핵심이다. `SELECT member FROM v$logfile WHERE member LIKE '%redo08%'`가 `no rows selected`인 것을 확인하고 넘어간다. 그리고 rm이 아니라 mv를 쓴다. mv는 되돌릴 수 있다.</w:t>
+        <w:t xml:space="preserve">해설: 두 번째 단계를 건너뛰지 않는 것이 핵심이다. </w:t>
+      </w:r>
+      <w:r>
+        <w:rPr>
+          <w:rFonts w:ascii="Consolas" w:hAnsi="Consolas" w:eastAsia="맑은 고딕"/>
+          <w:sz w:val="21"/>
+        </w:rPr>
+        <w:t xml:space="preserve">SELECT member FROM v$logfile WHERE member LIKE '%redo08%'</w:t>
+      </w:r>
+      <w:r>
+        <w:rPr>
+          <w:rFonts w:ascii="맑은 고딕" w:hAnsi="맑은 고딕" w:eastAsia="맑은 고딕"/>
+          <w:sz w:val="21"/>
+        </w:rPr>
+        <w:t xml:space="preserve">가 </w:t>
+      </w:r>
+      <w:r>
+        <w:rPr>
+          <w:rFonts w:ascii="Consolas" w:hAnsi="Consolas" w:eastAsia="맑은 고딕"/>
+          <w:sz w:val="21"/>
+        </w:rPr>
+        <w:t xml:space="preserve">no rows selected</w:t>
+      </w:r>
+      <w:r>
+        <w:rPr>
+          <w:rFonts w:ascii="맑은 고딕" w:hAnsi="맑은 고딕" w:eastAsia="맑은 고딕"/>
+          <w:sz w:val="21"/>
+        </w:rPr>
+        <w:t xml:space="preserve">인 것을 확인하고 넘어간다. 그리고 rm이 아니라 mv를 쓴다. mv는 되돌릴 수 있다.</w:t>
       </w:r>
     </w:p>
     <w:sectPr>
+      <w:headerReference w:type="default" r:id="rId9"/>
+      <w:footerReference w:type="default" r:id="rId10"/>
       <w:pgSz w:w="12240" w:h="15840"/>
       <w:pgMar w:top="1440" w:right="1800" w:bottom="1440" w:left="1800" w:header="720" w:footer="720" w:gutter="0"/>
       <w:cols w:space="720"/>
@@ -1001,6 +1269,26 @@
     </w:sectPr>
   </w:body>
 </w:document>
+</file>
+
+<file path=word/footer1.xml><?xml version="1.0" encoding="utf-8"?>
+<w:ftr xmlns:m="http://schemas.openxmlformats.org/officeDocument/2006/math" xmlns:mc="http://schemas.openxmlformats.org/markup-compatibility/2006" xmlns:mo="http://schemas.microsoft.com/office/mac/office/2008/main" xmlns:mv="urn:schemas-microsoft-com:mac:vml" xmlns:o="urn:schemas-microsoft-com:office:office" xmlns:r="http://schemas.openxmlformats.org/officeDocument/2006/relationships" xmlns:v="urn:schemas-microsoft-com:vml" xmlns:w10="urn:schemas-microsoft-com:office:word" xmlns:w14="http://schemas.microsoft.com/office/word/2010/wordml" xmlns:w="http://schemas.openxmlformats.org/wordprocessingml/2006/main" xmlns:wne="http://schemas.microsoft.com/office/word/2006/wordml" xmlns:wp14="http://schemas.microsoft.com/office/word/2010/wordprocessingDrawing" xmlns:wp="http://schemas.openxmlformats.org/drawingml/2006/wordprocessingDrawing" xmlns:wpc="http://schemas.microsoft.com/office/word/2010/wordprocessingCanvas" xmlns:wpg="http://schemas.microsoft.com/office/word/2010/wordprocessingGroup" xmlns:wpi="http://schemas.microsoft.com/office/word/2010/wordprocessingInk" xmlns:wps="http://schemas.microsoft.com/office/word/2010/wordprocessingShape" mc:Ignorable="w14 wp14">
+  <w:p>
+    <w:pPr>
+      <w:pStyle w:val="Footer"/>
+    </w:pPr>
+  </w:p>
+</w:ftr>
+</file>
+
+<file path=word/header1.xml><?xml version="1.0" encoding="utf-8"?>
+<w:hdr xmlns:m="http://schemas.openxmlformats.org/officeDocument/2006/math" xmlns:mc="http://schemas.openxmlformats.org/markup-compatibility/2006" xmlns:mo="http://schemas.microsoft.com/office/mac/office/2008/main" xmlns:mv="urn:schemas-microsoft-com:mac:vml" xmlns:o="urn:schemas-microsoft-com:office:office" xmlns:r="http://schemas.openxmlformats.org/officeDocument/2006/relationships" xmlns:v="urn:schemas-microsoft-com:vml" xmlns:w10="urn:schemas-microsoft-com:office:word" xmlns:w14="http://schemas.microsoft.com/office/word/2010/wordml" xmlns:w="http://schemas.openxmlformats.org/wordprocessingml/2006/main" xmlns:wne="http://schemas.microsoft.com/office/word/2006/wordml" xmlns:wp14="http://schemas.microsoft.com/office/word/2010/wordprocessingDrawing" xmlns:wp="http://schemas.openxmlformats.org/drawingml/2006/wordprocessingDrawing" xmlns:wpc="http://schemas.microsoft.com/office/word/2010/wordprocessingCanvas" xmlns:wpg="http://schemas.microsoft.com/office/word/2010/wordprocessingGroup" xmlns:wpi="http://schemas.microsoft.com/office/word/2010/wordprocessingInk" xmlns:wps="http://schemas.microsoft.com/office/word/2010/wordprocessingShape" mc:Ignorable="w14 wp14">
+  <w:p>
+    <w:pPr>
+      <w:pStyle w:val="Header"/>
+    </w:pPr>
+  </w:p>
+</w:hdr>
 </file>
 
 <file path=word/numbering.xml><?xml version="1.0" encoding="utf-8"?>

--- a/ADG/08장/8장_실습문제_정답.docx
+++ b/ADG/08장/8장_실습문제_정답.docx
@@ -34,7 +34,7 @@
           <w:b/>
           <w:sz w:val="21"/>
         </w:rPr>
-        <w:t>[하-01] 정답: ① STANDBY_FILE_MANAGEMENT</w:t>
+        <w:t>[하-01] 정답: ② STANDBY_FILE_MANAGEMENT</w:t>
       </w:r>
     </w:p>
     <w:p>
@@ -53,7 +53,7 @@
           <w:b/>
           <w:sz w:val="21"/>
         </w:rPr>
-        <w:t>[하-02] 정답: ① AUTO 또는 MANUAL</w:t>
+        <w:t>[하-02] 정답: ④ AUTO 또는 MANUAL</w:t>
       </w:r>
     </w:p>
     <w:p>
@@ -72,7 +72,7 @@
           <w:b/>
           <w:sz w:val="21"/>
         </w:rPr>
-        <w:t>[하-03] 정답: ① Standby 쪽 값</w:t>
+        <w:t>[하-03] 정답: ③ Standby 쪽 값</w:t>
       </w:r>
     </w:p>
     <w:p>
@@ -100,7 +100,21 @@
           <w:rFonts w:ascii="맑은 고딕" w:hAnsi="맑은 고딕" w:eastAsia="맑은 고딕"/>
           <w:sz w:val="21"/>
         </w:rPr>
-        <w:t>해설: `database or pluggable database open for read-only access`. STANDBY_FILE_MANAGEMENT 값과 무관하다. Standby의 파일은 오직 리두를 통해서만 생긴다.</w:t>
+        <w:t xml:space="preserve">해설: </w:t>
+      </w:r>
+      <w:r>
+        <w:rPr>
+          <w:rFonts w:ascii="Consolas" w:hAnsi="Consolas" w:eastAsia="맑은 고딕"/>
+          <w:sz w:val="21"/>
+        </w:rPr>
+        <w:t xml:space="preserve">database or pluggable database open for read-only access</w:t>
+      </w:r>
+      <w:r>
+        <w:rPr>
+          <w:rFonts w:ascii="맑은 고딕" w:hAnsi="맑은 고딕" w:eastAsia="맑은 고딕"/>
+          <w:sz w:val="21"/>
+        </w:rPr>
+        <w:t xml:space="preserve">. STANDBY_FILE_MANAGEMENT 값과 무관하다. Standby의 파일은 오직 리두를 통해서만 생긴다.</w:t>
       </w:r>
     </w:p>
     <w:p>
@@ -110,7 +124,7 @@
           <w:b/>
           <w:sz w:val="21"/>
         </w:rPr>
-        <w:t>[하-05] 정답: ① 자동으로 같은 파일을 만든다</w:t>
+        <w:t>[하-05] 정답: ④ 자동으로 같은 파일을 만든다</w:t>
       </w:r>
     </w:p>
     <w:p>
@@ -138,7 +152,21 @@
           <w:rFonts w:ascii="맑은 고딕" w:hAnsi="맑은 고딕" w:eastAsia="맑은 고딕"/>
           <w:sz w:val="21"/>
         </w:rPr>
-        <w:t>해설: `o1_mf` + 테이블스페이스 이름 + 유일 문자열 + 확장자다. 테이블스페이스 이름이 들어가므로 어느 것의 파일인지 알아볼 수 있다.</w:t>
+        <w:t xml:space="preserve">해설: </w:t>
+      </w:r>
+      <w:r>
+        <w:rPr>
+          <w:rFonts w:ascii="Consolas" w:hAnsi="Consolas" w:eastAsia="맑은 고딕"/>
+          <w:sz w:val="21"/>
+        </w:rPr>
+        <w:t xml:space="preserve">o1_mf</w:t>
+      </w:r>
+      <w:r>
+        <w:rPr>
+          <w:rFonts w:ascii="맑은 고딕" w:hAnsi="맑은 고딕" w:eastAsia="맑은 고딕"/>
+          <w:sz w:val="21"/>
+        </w:rPr>
+        <w:t xml:space="preserve"> + 테이블스페이스 이름 + 유일 문자열 + 확장자다. 테이블스페이스 이름이 들어가므로 어느 것의 파일인지 알아볼 수 있다.</w:t>
       </w:r>
     </w:p>
     <w:p>
@@ -167,7 +195,7 @@
           <w:b/>
           <w:sz w:val="21"/>
         </w:rPr>
-        <w:t>[하-08] 정답: ① 파일 번호</w:t>
+        <w:t>[하-08] 정답: ③ 파일 번호</w:t>
       </w:r>
     </w:p>
     <w:p>
@@ -186,7 +214,7 @@
           <w:b/>
           <w:sz w:val="21"/>
         </w:rPr>
-        <w:t>[하-09] 정답: ① 반영된다</w:t>
+        <w:t>[하-09] 정답: ④ 반영된다</w:t>
       </w:r>
     </w:p>
     <w:p>
@@ -205,7 +233,7 @@
           <w:b/>
           <w:sz w:val="21"/>
         </w:rPr>
-        <w:t>[하-10] 정답: ① UNNAMED00016</w:t>
+        <w:t>[하-10] 정답: ③ UNNAMED00016</w:t>
       </w:r>
     </w:p>
     <w:p>
@@ -214,7 +242,21 @@
           <w:rFonts w:ascii="맑은 고딕" w:hAnsi="맑은 고딕" w:eastAsia="맑은 고딕"/>
           <w:sz w:val="21"/>
         </w:rPr>
-        <w:t>해설: `UNNAMED` + 파일 번호 5자리다. 크기는 0바이트이며 자리만 잡아 둔 것이다.</w:t>
+        <w:t xml:space="preserve">해설: </w:t>
+      </w:r>
+      <w:r>
+        <w:rPr>
+          <w:rFonts w:ascii="Consolas" w:hAnsi="Consolas" w:eastAsia="맑은 고딕"/>
+          <w:sz w:val="21"/>
+        </w:rPr>
+        <w:t xml:space="preserve">UNNAMED</w:t>
+      </w:r>
+      <w:r>
+        <w:rPr>
+          <w:rFonts w:ascii="맑은 고딕" w:hAnsi="맑은 고딕" w:eastAsia="맑은 고딕"/>
+          <w:sz w:val="21"/>
+        </w:rPr>
+        <w:t xml:space="preserve"> + 파일 번호 5자리다. 크기는 0바이트이며 자리만 잡아 둔 것이다.</w:t>
       </w:r>
     </w:p>
     <w:p>
@@ -224,7 +266,7 @@
           <w:b/>
           <w:sz w:val="21"/>
         </w:rPr>
-        <w:t>[하-11] 정답: ① $ORACLE_HOME/dbs</w:t>
+        <w:t>[하-11] 정답: ③ $ORACLE_HOME/dbs</w:t>
       </w:r>
     </w:p>
     <w:p>
@@ -243,7 +285,7 @@
           <w:b/>
           <w:sz w:val="21"/>
         </w:rPr>
-        <w:t>[하-12] 정답: ① ORA-1274</w:t>
+        <w:t>[하-12] 정답: ④ ORA-1274</w:t>
       </w:r>
     </w:p>
     <w:p>
@@ -252,7 +294,21 @@
           <w:rFonts w:ascii="맑은 고딕" w:hAnsi="맑은 고딕" w:eastAsia="맑은 고딕"/>
           <w:sz w:val="21"/>
         </w:rPr>
-        <w:t>해설: 실측 메시지는 `MRP0: Background Media Recovery terminated with error 1274`. "파일을 추가할 수 없다"는 뜻이며 MRP0이 사라진다.</w:t>
+        <w:t xml:space="preserve">해설: 실측 메시지는 </w:t>
+      </w:r>
+      <w:r>
+        <w:rPr>
+          <w:rFonts w:ascii="Consolas" w:hAnsi="Consolas" w:eastAsia="맑은 고딕"/>
+          <w:sz w:val="21"/>
+        </w:rPr>
+        <w:t xml:space="preserve">MRP0: Background Media Recovery terminated with error 1274</w:t>
+      </w:r>
+      <w:r>
+        <w:rPr>
+          <w:rFonts w:ascii="맑은 고딕" w:hAnsi="맑은 고딕" w:eastAsia="맑은 고딕"/>
+          <w:sz w:val="21"/>
+        </w:rPr>
+        <w:t xml:space="preserve">. "파일을 추가할 수 없다"는 뜻이며 MRP0이 사라진다.</w:t>
       </w:r>
     </w:p>
     <w:p>
@@ -281,7 +337,7 @@
           <w:b/>
           <w:sz w:val="21"/>
         </w:rPr>
-        <w:t>[하-14] 정답: ① ALTER DATABASE CREATE DATAFILE ... AS NEW</w:t>
+        <w:t>[하-14] 정답: ② ALTER DATABASE CREATE DATAFILE ... AS NEW</w:t>
       </w:r>
     </w:p>
     <w:p>
@@ -290,7 +346,35 @@
           <w:rFonts w:ascii="맑은 고딕" w:hAnsi="맑은 고딕" w:eastAsia="맑은 고딕"/>
           <w:sz w:val="21"/>
         </w:rPr>
-        <w:t>해설: `DB_CREATE_FILE_DEST`가 설정되어 있으면 OMF 규칙으로 만든다. 경로 지정 방식이면 `AS '&lt;경로&gt;'`로 직접 준다.</w:t>
+        <w:t xml:space="preserve">해설: </w:t>
+      </w:r>
+      <w:r>
+        <w:rPr>
+          <w:rFonts w:ascii="Consolas" w:hAnsi="Consolas" w:eastAsia="맑은 고딕"/>
+          <w:sz w:val="21"/>
+        </w:rPr>
+        <w:t xml:space="preserve">DB_CREATE_FILE_DEST</w:t>
+      </w:r>
+      <w:r>
+        <w:rPr>
+          <w:rFonts w:ascii="맑은 고딕" w:hAnsi="맑은 고딕" w:eastAsia="맑은 고딕"/>
+          <w:sz w:val="21"/>
+        </w:rPr>
+        <w:t xml:space="preserve">가 설정되어 있으면 OMF 규칙으로 만든다. 경로 지정 방식이면 </w:t>
+      </w:r>
+      <w:r>
+        <w:rPr>
+          <w:rFonts w:ascii="Consolas" w:hAnsi="Consolas" w:eastAsia="맑은 고딕"/>
+          <w:sz w:val="21"/>
+        </w:rPr>
+        <w:t xml:space="preserve">AS '&lt;경로&gt;'</w:t>
+      </w:r>
+      <w:r>
+        <w:rPr>
+          <w:rFonts w:ascii="맑은 고딕" w:hAnsi="맑은 고딕" w:eastAsia="맑은 고딕"/>
+          <w:sz w:val="21"/>
+        </w:rPr>
+        <w:t xml:space="preserve">로 직접 준다.</w:t>
       </w:r>
     </w:p>
     <w:p>
@@ -300,7 +384,7 @@
           <w:b/>
           <w:sz w:val="21"/>
         </w:rPr>
-        <w:t>[하-15] 정답: ① 작업 동안만 MANUAL, 끝나면 AUTO</w:t>
+        <w:t>[하-15] 정답: ③ 작업 동안만 MANUAL, 끝나면 AUTO</w:t>
       </w:r>
     </w:p>
     <w:p>
@@ -319,7 +403,7 @@
           <w:b/>
           <w:sz w:val="21"/>
         </w:rPr>
-        <w:t>[하-16] 정답: ① MOUNTED</w:t>
+        <w:t>[하-16] 정답: ② MOUNTED</w:t>
       </w:r>
     </w:p>
     <w:p>
@@ -338,7 +422,7 @@
           <w:b/>
           <w:sz w:val="21"/>
         </w:rPr>
-        <w:t>[하-17] 정답: ① ORA-01219</w:t>
+        <w:t>[하-17] 정답: ④ ORA-01219</w:t>
       </w:r>
     </w:p>
     <w:p>
@@ -347,7 +431,21 @@
           <w:rFonts w:ascii="맑은 고딕" w:hAnsi="맑은 고딕" w:eastAsia="맑은 고딕"/>
           <w:sz w:val="21"/>
         </w:rPr>
-        <w:t>해설: `database or pluggable database not open: queries allowed on fixed tables or views only`. 컨테이너 안으로 들어가는 것은 되지만 데이터 딕셔너리 조회는 되지 않는다.</w:t>
+        <w:t xml:space="preserve">해설: </w:t>
+      </w:r>
+      <w:r>
+        <w:rPr>
+          <w:rFonts w:ascii="Consolas" w:hAnsi="Consolas" w:eastAsia="맑은 고딕"/>
+          <w:sz w:val="21"/>
+        </w:rPr>
+        <w:t xml:space="preserve">database or pluggable database not open: queries allowed on fixed tables or views only</w:t>
+      </w:r>
+      <w:r>
+        <w:rPr>
+          <w:rFonts w:ascii="맑은 고딕" w:hAnsi="맑은 고딕" w:eastAsia="맑은 고딕"/>
+          <w:sz w:val="21"/>
+        </w:rPr>
+        <w:t xml:space="preserve">. 컨테이너 안으로 들어가는 것은 되지만 데이터 딕셔너리 조회는 되지 않는다.</w:t>
       </w:r>
     </w:p>
     <w:p>
@@ -376,7 +474,7 @@
           <w:b/>
           <w:sz w:val="21"/>
         </w:rPr>
-        <w:t>[하-19] 정답: ① ORA-01623</w:t>
+        <w:t>[하-19] 정답: ② ORA-01623</w:t>
       </w:r>
     </w:p>
     <w:p>
@@ -385,7 +483,21 @@
           <w:rFonts w:ascii="맑은 고딕" w:hAnsi="맑은 고딕" w:eastAsia="맑은 고딕"/>
           <w:sz w:val="21"/>
         </w:rPr>
-        <w:t>해설: `log 8 is current log for instance chicago (thread 1) - cannot drop`. 뒤에 ORA-00312가 파일 이름을 알려 준다.</w:t>
+        <w:t xml:space="preserve">해설: </w:t>
+      </w:r>
+      <w:r>
+        <w:rPr>
+          <w:rFonts w:ascii="Consolas" w:hAnsi="Consolas" w:eastAsia="맑은 고딕"/>
+          <w:sz w:val="21"/>
+        </w:rPr>
+        <w:t xml:space="preserve">log 8 is current log for instance chicago (thread 1) - cannot drop</w:t>
+      </w:r>
+      <w:r>
+        <w:rPr>
+          <w:rFonts w:ascii="맑은 고딕" w:hAnsi="맑은 고딕" w:eastAsia="맑은 고딕"/>
+          <w:sz w:val="21"/>
+        </w:rPr>
+        <w:t xml:space="preserve">. 뒤에 ORA-00312가 파일 이름을 알려 준다.</w:t>
       </w:r>
     </w:p>
     <w:p>
@@ -395,7 +507,7 @@
           <w:b/>
           <w:sz w:val="21"/>
         </w:rPr>
-        <w:t>[하-20] 정답: ① V$LOGFILE</w:t>
+        <w:t>[하-20] 정답: ④ V$LOGFILE</w:t>
       </w:r>
     </w:p>
     <w:p>
@@ -422,7 +534,7 @@
           <w:b/>
           <w:sz w:val="21"/>
         </w:rPr>
-        <w:t>[중-01] 정답: ① Standby의 파일은 오직 리두를 통해서만 생기기 때문</w:t>
+        <w:t>[중-01] 정답: ② Standby의 파일은 오직 리두를 통해서만 생기기 때문</w:t>
       </w:r>
     </w:p>
     <w:p>
@@ -460,7 +572,7 @@
           <w:b/>
           <w:sz w:val="21"/>
         </w:rPr>
-        <w:t>[중-03] 정답: ① VALID — 아무 신호가 없다</w:t>
+        <w:t>[중-03] 정답: ④ VALID — 아무 신호가 없다</w:t>
       </w:r>
     </w:p>
     <w:p>
@@ -469,7 +581,21 @@
           <w:rFonts w:ascii="맑은 고딕" w:hAnsi="맑은 고딕" w:eastAsia="맑은 고딕"/>
           <w:sz w:val="21"/>
         </w:rPr>
-        <w:t>해설: 실측에서 `V$ARCHIVE_DEST_STATUS`의 2번 목적지는 계속 VALID였고 ERROR 열도 비어 있었다.</w:t>
+        <w:t xml:space="preserve">해설: 실측에서 </w:t>
+      </w:r>
+      <w:r>
+        <w:rPr>
+          <w:rFonts w:ascii="Consolas" w:hAnsi="Consolas" w:eastAsia="맑은 고딕"/>
+          <w:sz w:val="21"/>
+        </w:rPr>
+        <w:t xml:space="preserve">V$ARCHIVE_DEST_STATUS</w:t>
+      </w:r>
+      <w:r>
+        <w:rPr>
+          <w:rFonts w:ascii="맑은 고딕" w:hAnsi="맑은 고딕" w:eastAsia="맑은 고딕"/>
+          <w:sz w:val="21"/>
+        </w:rPr>
+        <w:t xml:space="preserve">의 2번 목적지는 계속 VALID였고 ERROR 열도 비어 있었다.</w:t>
       </w:r>
     </w:p>
     <w:p>
@@ -479,7 +605,7 @@
           <w:b/>
           <w:sz w:val="21"/>
         </w:rPr>
-        <w:t>[중-04] 정답: ① 전송은 정상이고 적용만 안 되기 때문</w:t>
+        <w:t>[중-04] 정답: ② 전송은 정상이고 적용만 안 되기 때문</w:t>
       </w:r>
     </w:p>
     <w:p>
@@ -498,7 +624,7 @@
           <w:b/>
           <w:sz w:val="21"/>
         </w:rPr>
-        <w:t>[중-05] 정답: ① RECOVER</w:t>
+        <w:t>[중-05] 정답: ② RECOVER</w:t>
       </w:r>
     </w:p>
     <w:p>
@@ -526,7 +652,21 @@
           <w:rFonts w:ascii="맑은 고딕" w:hAnsi="맑은 고딕" w:eastAsia="맑은 고딕"/>
           <w:sz w:val="21"/>
         </w:rPr>
-        <w:t>해설: `V$DATAFILE.STATUS = RECOVER`와 함께 확실한 증거 두 가지다. 두 뷰가 같은 사실을 다른 말로 알려 준다.</w:t>
+        <w:t xml:space="preserve">해설: </w:t>
+      </w:r>
+      <w:r>
+        <w:rPr>
+          <w:rFonts w:ascii="Consolas" w:hAnsi="Consolas" w:eastAsia="맑은 고딕"/>
+          <w:sz w:val="21"/>
+        </w:rPr>
+        <w:t xml:space="preserve">V$DATAFILE.STATUS = RECOVER</w:t>
+      </w:r>
+      <w:r>
+        <w:rPr>
+          <w:rFonts w:ascii="맑은 고딕" w:hAnsi="맑은 고딕" w:eastAsia="맑은 고딕"/>
+          <w:sz w:val="21"/>
+        </w:rPr>
+        <w:t xml:space="preserve">와 함께 확실한 증거 두 가지다. 두 뷰가 같은 사실을 다른 말로 알려 준다.</w:t>
       </w:r>
     </w:p>
     <w:p>
@@ -536,7 +676,7 @@
           <w:b/>
           <w:sz w:val="21"/>
         </w:rPr>
-        <w:t>[중-07] 정답: ① no rows selected — 이 뷰만 믿으면 문제를 놓친다</w:t>
+        <w:t>[중-07] 정답: ② no rows selected — 이 뷰만 믿으면 문제를 놓친다</w:t>
       </w:r>
     </w:p>
     <w:p>
@@ -574,7 +714,7 @@
           <w:b/>
           <w:sz w:val="21"/>
         </w:rPr>
-        <w:t>[중-09] 정답: ① 리두에서 테이블스페이스 이름과 크기를 읽기 때문</w:t>
+        <w:t>[중-09] 정답: ③ 리두에서 테이블스페이스 이름과 크기를 읽기 때문</w:t>
       </w:r>
     </w:p>
     <w:p>
@@ -593,7 +733,7 @@
           <w:b/>
           <w:sz w:val="21"/>
         </w:rPr>
-        <w:t>[중-10] 정답: ① o1_mf_dg_ts2_o8z81hpl_.dbf</w:t>
+        <w:t>[중-10] 정답: ④ o1_mf_dg_ts2_o8z81hpl_.dbf</w:t>
       </w:r>
     </w:p>
     <w:p>
@@ -612,7 +752,7 @@
           <w:b/>
           <w:sz w:val="21"/>
         </w:rPr>
-        <w:t>[중-11] 정답: ① MRP가 밀렸던 리두를 적용하면서 채운다</w:t>
+        <w:t>[중-11] 정답: ③ MRP가 밀렸던 리두를 적용하면서 채운다</w:t>
       </w:r>
     </w:p>
     <w:p>
@@ -631,7 +771,7 @@
           <w:b/>
           <w:sz w:val="21"/>
         </w:rPr>
-        <w:t>[중-12] 정답: ① 대상 디렉터리가 미리 있어야 한다</w:t>
+        <w:t>[중-12] 정답: ③ 대상 디렉터리가 미리 있어야 한다</w:t>
       </w:r>
     </w:p>
     <w:p>
@@ -640,7 +780,21 @@
           <w:rFonts w:ascii="맑은 고딕" w:hAnsi="맑은 고딕" w:eastAsia="맑은 고딕"/>
           <w:sz w:val="21"/>
         </w:rPr>
-        <w:t>해설: `AS '&lt;경로&gt;'`로 직접 지정하는데, 그 디렉터리가 없으면 5장에서 만난 ORA-19505를 다시 만난다. 이름도 사람이 정해야 한다.</w:t>
+        <w:t xml:space="preserve">해설: </w:t>
+      </w:r>
+      <w:r>
+        <w:rPr>
+          <w:rFonts w:ascii="Consolas" w:hAnsi="Consolas" w:eastAsia="맑은 고딕"/>
+          <w:sz w:val="21"/>
+        </w:rPr>
+        <w:t xml:space="preserve">AS '&lt;경로&gt;'</w:t>
+      </w:r>
+      <w:r>
+        <w:rPr>
+          <w:rFonts w:ascii="맑은 고딕" w:hAnsi="맑은 고딕" w:eastAsia="맑은 고딕"/>
+          <w:sz w:val="21"/>
+        </w:rPr>
+        <w:t xml:space="preserve">로 직접 지정하는데, 그 디렉터리가 없으면 5장에서 만난 ORA-19505를 다시 만난다. 이름도 사람이 정해야 한다.</w:t>
       </w:r>
     </w:p>
     <w:p>
@@ -650,7 +804,7 @@
           <w:b/>
           <w:sz w:val="21"/>
         </w:rPr>
-        <w:t>[중-13] 정답: ① GUID 디렉터리와 그 아래 datafile 디렉터리, 데이터 파일</w:t>
+        <w:t>[중-13] 정답: ③ GUID 디렉터리와 그 아래 datafile 디렉터리, 데이터 파일</w:t>
       </w:r>
     </w:p>
     <w:p>
@@ -659,7 +813,21 @@
           <w:rFonts w:ascii="맑은 고딕" w:hAnsi="맑은 고딕" w:eastAsia="맑은 고딕"/>
           <w:sz w:val="21"/>
         </w:rPr>
-        <w:t>해설: 실측에서 mkdir 없이 `59FF170492502650E0633CE110ACD34D/datafile`이 만들어지고 데이터 파일 세 개(17,18,19번)가 생겼다.</w:t>
+        <w:t xml:space="preserve">해설: 실측에서 mkdir 없이 </w:t>
+      </w:r>
+      <w:r>
+        <w:rPr>
+          <w:rFonts w:ascii="Consolas" w:hAnsi="Consolas" w:eastAsia="맑은 고딕"/>
+          <w:sz w:val="21"/>
+        </w:rPr>
+        <w:t xml:space="preserve">59FF170492502650E0633CE110ACD34D/datafile</w:t>
+      </w:r>
+      <w:r>
+        <w:rPr>
+          <w:rFonts w:ascii="맑은 고딕" w:hAnsi="맑은 고딕" w:eastAsia="맑은 고딕"/>
+          <w:sz w:val="21"/>
+        </w:rPr>
+        <w:t xml:space="preserve">이 만들어지고 데이터 파일 세 개(17,18,19번)가 생겼다.</w:t>
       </w:r>
     </w:p>
     <w:p>
@@ -688,7 +856,7 @@
           <w:b/>
           <w:sz w:val="21"/>
         </w:rPr>
-        <w:t>[중-15] 정답: ① 빈 GUID 디렉터리</w:t>
+        <w:t>[중-15] 정답: ④ 빈 GUID 디렉터리</w:t>
       </w:r>
     </w:p>
     <w:p>
@@ -707,7 +875,7 @@
           <w:b/>
           <w:sz w:val="21"/>
         </w:rPr>
-        <w:t>[중-16] 정답: ① rmdir — 비어 있지 않으면 실패해 보호가 된다</w:t>
+        <w:t>[중-16] 정답: ③ rmdir — 비어 있지 않으면 실패해 보호가 된다</w:t>
       </w:r>
     </w:p>
     <w:p>
@@ -726,7 +894,7 @@
           <w:b/>
           <w:sz w:val="21"/>
         </w:rPr>
-        <w:t>[중-17] 정답: ① Standby는 자신의 온라인 리두를 쓰지 않기 때문</w:t>
+        <w:t>[중-17] 정답: ④ Standby는 자신의 온라인 리두를 쓰지 않기 때문</w:t>
       </w:r>
     </w:p>
     <w:p>
@@ -745,7 +913,7 @@
           <w:b/>
           <w:sz w:val="21"/>
         </w:rPr>
-        <w:t>[중-18] 정답: ① 역할 전환 후</w:t>
+        <w:t>[중-18] 정답: ② 역할 전환 후</w:t>
       </w:r>
     </w:p>
     <w:p>
@@ -764,7 +932,7 @@
           <w:b/>
           <w:sz w:val="21"/>
         </w:rPr>
-        <w:t>[중-19] 정답: ① 남는다. 오라클이 지우지 않는다</w:t>
+        <w:t>[중-19] 정답: ③ 남는다. 오라클이 지우지 않는다</w:t>
       </w:r>
     </w:p>
     <w:p>
@@ -773,7 +941,21 @@
           <w:rFonts w:ascii="맑은 고딕" w:hAnsi="맑은 고딕" w:eastAsia="맑은 고딕"/>
           <w:sz w:val="21"/>
         </w:rPr>
-        <w:t>해설: 데이터 파일과 다른 점이다. `DROP TABLESPACE ... INCLUDING DATAFILES`는 파일까지 지우지만 DROP LOGFILE에는 그런 옵션이 없다.</w:t>
+        <w:t xml:space="preserve">해설: 데이터 파일과 다른 점이다. </w:t>
+      </w:r>
+      <w:r>
+        <w:rPr>
+          <w:rFonts w:ascii="Consolas" w:hAnsi="Consolas" w:eastAsia="맑은 고딕"/>
+          <w:sz w:val="21"/>
+        </w:rPr>
+        <w:t xml:space="preserve">DROP TABLESPACE ... INCLUDING DATAFILES</w:t>
+      </w:r>
+      <w:r>
+        <w:rPr>
+          <w:rFonts w:ascii="맑은 고딕" w:hAnsi="맑은 고딕" w:eastAsia="맑은 고딕"/>
+          <w:sz w:val="21"/>
+        </w:rPr>
+        <w:t xml:space="preserve">는 파일까지 지우지만 DROP LOGFILE에는 그런 옵션이 없다.</w:t>
       </w:r>
     </w:p>
     <w:p>
@@ -783,7 +965,7 @@
           <w:b/>
           <w:sz w:val="21"/>
         </w:rPr>
-        <w:t>[중-20] 정답: ① ORA-00301 + ORA-27038</w:t>
+        <w:t>[중-20] 정답: ④ ORA-00301 + ORA-27038</w:t>
       </w:r>
     </w:p>
     <w:p>
@@ -792,7 +974,35 @@
           <w:rFonts w:ascii="맑은 고딕" w:hAnsi="맑은 고딕" w:eastAsia="맑은 고딕"/>
           <w:sz w:val="21"/>
         </w:rPr>
-        <w:t>해설: `file cannot be created` + `created file already exists`. REUSE 키워드를 쓰거나, 쓰이지 않는 것을 조회로 확인한 뒤 파일을 옮긴다.</w:t>
+        <w:t xml:space="preserve">해설: </w:t>
+      </w:r>
+      <w:r>
+        <w:rPr>
+          <w:rFonts w:ascii="Consolas" w:hAnsi="Consolas" w:eastAsia="맑은 고딕"/>
+          <w:sz w:val="21"/>
+        </w:rPr>
+        <w:t xml:space="preserve">file cannot be created</w:t>
+      </w:r>
+      <w:r>
+        <w:rPr>
+          <w:rFonts w:ascii="맑은 고딕" w:hAnsi="맑은 고딕" w:eastAsia="맑은 고딕"/>
+          <w:sz w:val="21"/>
+        </w:rPr>
+        <w:t xml:space="preserve"> + </w:t>
+      </w:r>
+      <w:r>
+        <w:rPr>
+          <w:rFonts w:ascii="Consolas" w:hAnsi="Consolas" w:eastAsia="맑은 고딕"/>
+          <w:sz w:val="21"/>
+        </w:rPr>
+        <w:t xml:space="preserve">created file already exists</w:t>
+      </w:r>
+      <w:r>
+        <w:rPr>
+          <w:rFonts w:ascii="맑은 고딕" w:hAnsi="맑은 고딕" w:eastAsia="맑은 고딕"/>
+          <w:sz w:val="21"/>
+        </w:rPr>
+        <w:t xml:space="preserve">. REUSE 키워드를 쓰거나, 쓰이지 않는 것을 조회로 확인한 뒤 파일을 옮긴다.</w:t>
       </w:r>
     </w:p>
     <w:p>
@@ -810,7 +1020,7 @@
           <w:b/>
           <w:sz w:val="21"/>
         </w:rPr>
-        <w:t>[상-01] 정답: ① Primary 쪽에 아무 신호가 없고 목적지도 VALID이기 때문</w:t>
+        <w:t>[상-01] 정답: ② Primary 쪽에 아무 신호가 없고 목적지도 VALID이기 때문</w:t>
       </w:r>
     </w:p>
     <w:p>
@@ -838,7 +1048,21 @@
           <w:rFonts w:ascii="맑은 고딕" w:hAnsi="맑은 고딕" w:eastAsia="맑은 고딕"/>
           <w:sz w:val="21"/>
         </w:rPr>
-        <w:t>해설: 실측 출력에 Error 1274와 Warning 16037, 그리고 `Media Recovery Waiting for T-1.S-75 (in transit)` 같은 정상 진행 메시지가 함께 있었다.</w:t>
+        <w:t xml:space="preserve">해설: 실측 출력에 Error 1274와 Warning 16037, 그리고 </w:t>
+      </w:r>
+      <w:r>
+        <w:rPr>
+          <w:rFonts w:ascii="Consolas" w:hAnsi="Consolas" w:eastAsia="맑은 고딕"/>
+          <w:sz w:val="21"/>
+        </w:rPr>
+        <w:t xml:space="preserve">Media Recovery Waiting for T-1.S-75 (in transit)</w:t>
+      </w:r>
+      <w:r>
+        <w:rPr>
+          <w:rFonts w:ascii="맑은 고딕" w:hAnsi="맑은 고딕" w:eastAsia="맑은 고딕"/>
+          <w:sz w:val="21"/>
+        </w:rPr>
+        <w:t xml:space="preserve"> 같은 정상 진행 메시지가 함께 있었다.</w:t>
       </w:r>
     </w:p>
     <w:p>
@@ -857,7 +1081,21 @@
           <w:rFonts w:ascii="맑은 고딕" w:hAnsi="맑은 고딕" w:eastAsia="맑은 고딕"/>
           <w:sz w:val="21"/>
         </w:rPr>
-        <w:t>해설: `MRP0: Background Media Recovery cancelled with status 16037`. SEVERITY도 Warning이다. 오류로 오해하면 없는 문제를 쫓게 된다.</w:t>
+        <w:t xml:space="preserve">해설: </w:t>
+      </w:r>
+      <w:r>
+        <w:rPr>
+          <w:rFonts w:ascii="Consolas" w:hAnsi="Consolas" w:eastAsia="맑은 고딕"/>
+          <w:sz w:val="21"/>
+        </w:rPr>
+        <w:t xml:space="preserve">MRP0: Background Media Recovery cancelled with status 16037</w:t>
+      </w:r>
+      <w:r>
+        <w:rPr>
+          <w:rFonts w:ascii="맑은 고딕" w:hAnsi="맑은 고딕" w:eastAsia="맑은 고딕"/>
+          <w:sz w:val="21"/>
+        </w:rPr>
+        <w:t xml:space="preserve">. SEVERITY도 Warning이다. 오류로 오해하면 없는 문제를 쫓게 된다.</w:t>
       </w:r>
     </w:p>
     <w:p>
@@ -867,7 +1105,7 @@
           <w:b/>
           <w:sz w:val="21"/>
         </w:rPr>
-        <w:t>[상-04] 정답: ① 기동 스크립트에 ALTER PLUGGABLE DATABASE ALL OPEN READ ONLY를 넣는다</w:t>
+        <w:t>[상-04] 정답: ② 기동 스크립트에 ALTER PLUGGABLE DATABASE ALL OPEN READ ONLY를 넣는다</w:t>
       </w:r>
     </w:p>
     <w:p>
@@ -886,7 +1124,7 @@
           <w:b/>
           <w:sz w:val="21"/>
         </w:rPr>
-        <w:t>[상-05] 정답: ① 리눅스는 열려 있는 파일을 지워도 프로세스가 계속 쓸 수 있게 하기 때문</w:t>
+        <w:t>[상-05] 정답: ④ 리눅스는 열려 있는 파일을 지워도 프로세스가 계속 쓸 수 있게 하기 때문</w:t>
       </w:r>
     </w:p>
     <w:p>
@@ -905,7 +1143,7 @@
           <w:b/>
           <w:sz w:val="21"/>
         </w:rPr>
-        <w:t>[상-06] 정답: ① ORA-27041 → ORA-00313 → LG01 사망 → PMON이 인스턴스 종료</w:t>
+        <w:t>[상-06] 정답: ③ ORA-27041 → ORA-00313 → LG01 사망 → PMON이 인스턴스 종료</w:t>
       </w:r>
     </w:p>
     <w:p>
@@ -943,7 +1181,7 @@
           <w:b/>
           <w:sz w:val="21"/>
         </w:rPr>
-        <w:t>[상-08] 정답: ① ASYNC라 전송되지 못한 리두 꼬리가 있었기 때문</w:t>
+        <w:t>[상-08] 정답: ④ ASYNC라 전송되지 못한 리두 꼬리가 있었기 때문</w:t>
       </w:r>
     </w:p>
     <w:p>
@@ -962,7 +1200,7 @@
           <w:b/>
           <w:sz w:val="21"/>
         </w:rPr>
-        <w:t>[상-09] 정답: ① MAXIMUM PROTECTION이었다면 커밋된 리두가 Standby에 모두 있었을 것이다</w:t>
+        <w:t>[상-09] 정답: ② MAXIMUM PROTECTION이었다면 커밋된 리두가 Standby에 모두 있었을 것이다</w:t>
       </w:r>
     </w:p>
     <w:p>
@@ -981,7 +1219,7 @@
           <w:b/>
           <w:sz w:val="21"/>
         </w:rPr>
-        <w:t>[상-10] 정답: ① DB에서 제거 → 조회로 확인 → 파일은 mv로 정리</w:t>
+        <w:t>[상-10] 정답: ② DB에서 제거 → 조회로 확인 → 파일은 mv로 정리</w:t>
       </w:r>
     </w:p>
     <w:p>
@@ -990,10 +1228,40 @@
           <w:rFonts w:ascii="맑은 고딕" w:hAnsi="맑은 고딕" w:eastAsia="맑은 고딕"/>
           <w:sz w:val="21"/>
         </w:rPr>
-        <w:t>해설: 두 번째 단계를 건너뛰지 않는 것이 핵심이다. `SELECT member FROM v$logfile WHERE member LIKE '%redo08%'`가 `no rows selected`인 것을 확인하고 넘어간다. 그리고 rm이 아니라 mv를 쓴다. mv는 되돌릴 수 있다.</w:t>
+        <w:t xml:space="preserve">해설: 두 번째 단계를 건너뛰지 않는 것이 핵심이다. </w:t>
+      </w:r>
+      <w:r>
+        <w:rPr>
+          <w:rFonts w:ascii="Consolas" w:hAnsi="Consolas" w:eastAsia="맑은 고딕"/>
+          <w:sz w:val="21"/>
+        </w:rPr>
+        <w:t xml:space="preserve">SELECT member FROM v$logfile WHERE member LIKE '%redo08%'</w:t>
+      </w:r>
+      <w:r>
+        <w:rPr>
+          <w:rFonts w:ascii="맑은 고딕" w:hAnsi="맑은 고딕" w:eastAsia="맑은 고딕"/>
+          <w:sz w:val="21"/>
+        </w:rPr>
+        <w:t xml:space="preserve">가 </w:t>
+      </w:r>
+      <w:r>
+        <w:rPr>
+          <w:rFonts w:ascii="Consolas" w:hAnsi="Consolas" w:eastAsia="맑은 고딕"/>
+          <w:sz w:val="21"/>
+        </w:rPr>
+        <w:t xml:space="preserve">no rows selected</w:t>
+      </w:r>
+      <w:r>
+        <w:rPr>
+          <w:rFonts w:ascii="맑은 고딕" w:hAnsi="맑은 고딕" w:eastAsia="맑은 고딕"/>
+          <w:sz w:val="21"/>
+        </w:rPr>
+        <w:t xml:space="preserve">인 것을 확인하고 넘어간다. 그리고 rm이 아니라 mv를 쓴다. mv는 되돌릴 수 있다.</w:t>
       </w:r>
     </w:p>
     <w:sectPr>
+      <w:headerReference w:type="default" r:id="rId9"/>
+      <w:footerReference w:type="default" r:id="rId10"/>
       <w:pgSz w:w="12240" w:h="15840"/>
       <w:pgMar w:top="1440" w:right="1800" w:bottom="1440" w:left="1800" w:header="720" w:footer="720" w:gutter="0"/>
       <w:cols w:space="720"/>
@@ -1001,6 +1269,26 @@
     </w:sectPr>
   </w:body>
 </w:document>
+</file>
+
+<file path=word/footer1.xml><?xml version="1.0" encoding="utf-8"?>
+<w:ftr xmlns:m="http://schemas.openxmlformats.org/officeDocument/2006/math" xmlns:mc="http://schemas.openxmlformats.org/markup-compatibility/2006" xmlns:mo="http://schemas.microsoft.com/office/mac/office/2008/main" xmlns:mv="urn:schemas-microsoft-com:mac:vml" xmlns:o="urn:schemas-microsoft-com:office:office" xmlns:r="http://schemas.openxmlformats.org/officeDocument/2006/relationships" xmlns:v="urn:schemas-microsoft-com:vml" xmlns:w10="urn:schemas-microsoft-com:office:word" xmlns:w14="http://schemas.microsoft.com/office/word/2010/wordml" xmlns:w="http://schemas.openxmlformats.org/wordprocessingml/2006/main" xmlns:wne="http://schemas.microsoft.com/office/word/2006/wordml" xmlns:wp14="http://schemas.microsoft.com/office/word/2010/wordprocessingDrawing" xmlns:wp="http://schemas.openxmlformats.org/drawingml/2006/wordprocessingDrawing" xmlns:wpc="http://schemas.microsoft.com/office/word/2010/wordprocessingCanvas" xmlns:wpg="http://schemas.microsoft.com/office/word/2010/wordprocessingGroup" xmlns:wpi="http://schemas.microsoft.com/office/word/2010/wordprocessingInk" xmlns:wps="http://schemas.microsoft.com/office/word/2010/wordprocessingShape" mc:Ignorable="w14 wp14">
+  <w:p>
+    <w:pPr>
+      <w:pStyle w:val="Footer"/>
+    </w:pPr>
+  </w:p>
+</w:ftr>
+</file>
+
+<file path=word/header1.xml><?xml version="1.0" encoding="utf-8"?>
+<w:hdr xmlns:m="http://schemas.openxmlformats.org/officeDocument/2006/math" xmlns:mc="http://schemas.openxmlformats.org/markup-compatibility/2006" xmlns:mo="http://schemas.microsoft.com/office/mac/office/2008/main" xmlns:mv="urn:schemas-microsoft-com:mac:vml" xmlns:o="urn:schemas-microsoft-com:office:office" xmlns:r="http://schemas.openxmlformats.org/officeDocument/2006/relationships" xmlns:v="urn:schemas-microsoft-com:vml" xmlns:w10="urn:schemas-microsoft-com:office:word" xmlns:w14="http://schemas.microsoft.com/office/word/2010/wordml" xmlns:w="http://schemas.openxmlformats.org/wordprocessingml/2006/main" xmlns:wne="http://schemas.microsoft.com/office/word/2006/wordml" xmlns:wp14="http://schemas.microsoft.com/office/word/2010/wordprocessingDrawing" xmlns:wp="http://schemas.openxmlformats.org/drawingml/2006/wordprocessingDrawing" xmlns:wpc="http://schemas.microsoft.com/office/word/2010/wordprocessingCanvas" xmlns:wpg="http://schemas.microsoft.com/office/word/2010/wordprocessingGroup" xmlns:wpi="http://schemas.microsoft.com/office/word/2010/wordprocessingInk" xmlns:wps="http://schemas.microsoft.com/office/word/2010/wordprocessingShape" mc:Ignorable="w14 wp14">
+  <w:p>
+    <w:pPr>
+      <w:pStyle w:val="Header"/>
+    </w:pPr>
+  </w:p>
+</w:hdr>
 </file>
 
 <file path=word/numbering.xml><?xml version="1.0" encoding="utf-8"?>
